--- a/assetsHTML/KeyInvest/KeyInvest_Platform_Partnership_Opportunity_v2.docx
+++ b/assetsHTML/KeyInvest/KeyInvest_Platform_Partnership_Opportunity_v2.docx
@@ -13626,36 +13626,33 @@
 </file>
 
 <file path=customXml/item1.xml><?xml version="1.0" encoding="utf-8"?>
-<ct:contentTypeSchema xmlns:ct="http://schemas.microsoft.com/office/2006/metadata/contentType" xmlns:ma="http://schemas.microsoft.com/office/2006/metadata/properties/metaAttributes" ct:_="" ma:_="" ma:contentTypeName="Document" ma:contentTypeID="0x010100EAD6B58734A72E4A882A4774420266CC" ma:contentTypeVersion="21" ma:contentTypeDescription="Create a new document." ma:contentTypeScope="" ma:versionID="e8233e0fd5e0801cadc690e1e1f3cc7d">
-  <xsd:schema xmlns:xsd="http://www.w3.org/2001/XMLSchema" xmlns:xs="http://www.w3.org/2001/XMLSchema" xmlns:p="http://schemas.microsoft.com/office/2006/metadata/properties" xmlns:ns2="b7ee071c-2402-4c83-9d71-fbc907334932" xmlns:ns3="7be5c8de-27e5-4a53-9210-c636e1ab15e0" targetNamespace="http://schemas.microsoft.com/office/2006/metadata/properties" ma:root="true" ma:fieldsID="471e05fa882497d058e7fc7abfebb3e7" ns2:_="" ns3:_="">
-    <xsd:import namespace="b7ee071c-2402-4c83-9d71-fbc907334932"/>
-    <xsd:import namespace="7be5c8de-27e5-4a53-9210-c636e1ab15e0"/>
+<ct:contentTypeSchema xmlns:ct="http://schemas.microsoft.com/office/2006/metadata/contentType" xmlns:ma="http://schemas.microsoft.com/office/2006/metadata/properties/metaAttributes" ct:_="" ma:_="" ma:contentTypeName="Document" ma:contentTypeID="0x0101005C6577D0C3AE724BBB504F46D5A19401" ma:contentTypeVersion="18" ma:contentTypeDescription="Create a new document." ma:contentTypeScope="" ma:versionID="17afb16e0fbe716d3dcf2481b32b5550">
+  <xsd:schema xmlns:xsd="http://www.w3.org/2001/XMLSchema" xmlns:xs="http://www.w3.org/2001/XMLSchema" xmlns:p="http://schemas.microsoft.com/office/2006/metadata/properties" xmlns:ns2="df76e320-99cb-4a11-b59f-8bf32867ab70" xmlns:ns3="c0789f30-979e-497b-8344-faefb3987540" targetNamespace="http://schemas.microsoft.com/office/2006/metadata/properties" ma:root="true" ma:fieldsID="f6d0bb8d4e6a5d6b988ea2ed2503dbb5" ns2:_="" ns3:_="">
+    <xsd:import namespace="df76e320-99cb-4a11-b59f-8bf32867ab70"/>
+    <xsd:import namespace="c0789f30-979e-497b-8344-faefb3987540"/>
     <xsd:element name="properties">
       <xsd:complexType>
         <xsd:sequence>
           <xsd:element name="documentManagement">
             <xsd:complexType>
               <xsd:all>
-                <xsd:element ref="ns2:_dlc_DocId" minOccurs="0"/>
-                <xsd:element ref="ns2:_dlc_DocIdUrl" minOccurs="0"/>
-                <xsd:element ref="ns2:_dlc_DocIdPersistId" minOccurs="0"/>
-                <xsd:element ref="ns3:MediaServiceMetadata" minOccurs="0"/>
-                <xsd:element ref="ns3:MediaServiceFastMetadata" minOccurs="0"/>
-                <xsd:element ref="ns3:MediaServiceAutoKeyPoints" minOccurs="0"/>
-                <xsd:element ref="ns3:MediaServiceKeyPoints" minOccurs="0"/>
-                <xsd:element ref="ns3:MediaServiceDateTaken" minOccurs="0"/>
-                <xsd:element ref="ns3:MediaServiceAutoTags" minOccurs="0"/>
-                <xsd:element ref="ns3:MediaServiceGenerationTime" minOccurs="0"/>
-                <xsd:element ref="ns3:MediaServiceEventHashCode" minOccurs="0"/>
-                <xsd:element ref="ns3:MediaServiceOCR" minOccurs="0"/>
-                <xsd:element ref="ns3:MediaServiceLocation" minOccurs="0"/>
-                <xsd:element ref="ns3:MediaLengthInSeconds" minOccurs="0"/>
-                <xsd:element ref="ns2:SharedWithUsers" minOccurs="0"/>
-                <xsd:element ref="ns2:SharedWithDetails" minOccurs="0"/>
-                <xsd:element ref="ns2:TaxCatchAll" minOccurs="0"/>
-                <xsd:element ref="ns3:lcf76f155ced4ddcb4097134ff3c332f" minOccurs="0"/>
-                <xsd:element ref="ns3:MediaServiceObjectDetectorVersions" minOccurs="0"/>
-                <xsd:element ref="ns3:MediaServiceSearchProperties" minOccurs="0"/>
+                <xsd:element ref="ns2:MediaServiceMetadata" minOccurs="0"/>
+                <xsd:element ref="ns2:MediaServiceFastMetadata" minOccurs="0"/>
+                <xsd:element ref="ns2:MediaServiceAutoTags" minOccurs="0"/>
+                <xsd:element ref="ns2:MediaServiceOCR" minOccurs="0"/>
+                <xsd:element ref="ns2:MediaServiceGenerationTime" minOccurs="0"/>
+                <xsd:element ref="ns2:MediaServiceEventHashCode" minOccurs="0"/>
+                <xsd:element ref="ns2:MediaServiceAutoKeyPoints" minOccurs="0"/>
+                <xsd:element ref="ns2:MediaServiceKeyPoints" minOccurs="0"/>
+                <xsd:element ref="ns2:MediaServiceDateTaken" minOccurs="0"/>
+                <xsd:element ref="ns2:MediaLengthInSeconds" minOccurs="0"/>
+                <xsd:element ref="ns3:SharedWithUsers" minOccurs="0"/>
+                <xsd:element ref="ns3:SharedWithDetails" minOccurs="0"/>
+                <xsd:element ref="ns2:lcf76f155ced4ddcb4097134ff3c332f" minOccurs="0"/>
+                <xsd:element ref="ns3:TaxCatchAll" minOccurs="0"/>
+                <xsd:element ref="ns2:MediaServiceLocation" minOccurs="0"/>
+                <xsd:element ref="ns2:MediaServiceObjectDetectorVersions" minOccurs="0"/>
+                <xsd:element ref="ns2:MediaServiceSearchProperties" minOccurs="0"/>
               </xsd:all>
             </xsd:complexType>
           </xsd:element>
@@ -13663,32 +13660,90 @@
       </xsd:complexType>
     </xsd:element>
   </xsd:schema>
-  <xsd:schema xmlns:xsd="http://www.w3.org/2001/XMLSchema" xmlns:xs="http://www.w3.org/2001/XMLSchema" xmlns:dms="http://schemas.microsoft.com/office/2006/documentManagement/types" xmlns:pc="http://schemas.microsoft.com/office/infopath/2007/PartnerControls" targetNamespace="b7ee071c-2402-4c83-9d71-fbc907334932" elementFormDefault="qualified">
+  <xsd:schema xmlns:xsd="http://www.w3.org/2001/XMLSchema" xmlns:xs="http://www.w3.org/2001/XMLSchema" xmlns:dms="http://schemas.microsoft.com/office/2006/documentManagement/types" xmlns:pc="http://schemas.microsoft.com/office/infopath/2007/PartnerControls" targetNamespace="df76e320-99cb-4a11-b59f-8bf32867ab70" elementFormDefault="qualified">
     <xsd:import namespace="http://schemas.microsoft.com/office/2006/documentManagement/types"/>
     <xsd:import namespace="http://schemas.microsoft.com/office/infopath/2007/PartnerControls"/>
-    <xsd:element name="_dlc_DocId" ma:index="8" nillable="true" ma:displayName="Document ID Value" ma:description="The value of the document ID assigned to this item." ma:indexed="true" ma:internalName="_dlc_DocId" ma:readOnly="true">
+    <xsd:element name="MediaServiceMetadata" ma:index="8" nillable="true" ma:displayName="MediaServiceMetadata" ma:hidden="true" ma:internalName="MediaServiceMetadata" ma:readOnly="true">
+      <xsd:simpleType>
+        <xsd:restriction base="dms:Note"/>
+      </xsd:simpleType>
+    </xsd:element>
+    <xsd:element name="MediaServiceFastMetadata" ma:index="9" nillable="true" ma:displayName="MediaServiceFastMetadata" ma:hidden="true" ma:internalName="MediaServiceFastMetadata" ma:readOnly="true">
+      <xsd:simpleType>
+        <xsd:restriction base="dms:Note"/>
+      </xsd:simpleType>
+    </xsd:element>
+    <xsd:element name="MediaServiceAutoTags" ma:index="10" nillable="true" ma:displayName="Tags" ma:internalName="MediaServiceAutoTags" ma:readOnly="true">
       <xsd:simpleType>
         <xsd:restriction base="dms:Text"/>
       </xsd:simpleType>
     </xsd:element>
-    <xsd:element name="_dlc_DocIdUrl" ma:index="9" nillable="true" ma:displayName="Document ID" ma:description="Permanent link to this document." ma:hidden="true" ma:internalName="_dlc_DocIdUrl" ma:readOnly="true">
+    <xsd:element name="MediaServiceOCR" ma:index="11" nillable="true" ma:displayName="Extracted Text" ma:internalName="MediaServiceOCR" ma:readOnly="true">
+      <xsd:simpleType>
+        <xsd:restriction base="dms:Note">
+          <xsd:maxLength value="255"/>
+        </xsd:restriction>
+      </xsd:simpleType>
+    </xsd:element>
+    <xsd:element name="MediaServiceGenerationTime" ma:index="12" nillable="true" ma:displayName="MediaServiceGenerationTime" ma:hidden="true" ma:internalName="MediaServiceGenerationTime" ma:readOnly="true">
+      <xsd:simpleType>
+        <xsd:restriction base="dms:Text"/>
+      </xsd:simpleType>
+    </xsd:element>
+    <xsd:element name="MediaServiceEventHashCode" ma:index="13" nillable="true" ma:displayName="MediaServiceEventHashCode" ma:hidden="true" ma:internalName="MediaServiceEventHashCode" ma:readOnly="true">
+      <xsd:simpleType>
+        <xsd:restriction base="dms:Text"/>
+      </xsd:simpleType>
+    </xsd:element>
+    <xsd:element name="MediaServiceAutoKeyPoints" ma:index="14" nillable="true" ma:displayName="MediaServiceAutoKeyPoints" ma:hidden="true" ma:internalName="MediaServiceAutoKeyPoints" ma:readOnly="true">
+      <xsd:simpleType>
+        <xsd:restriction base="dms:Note"/>
+      </xsd:simpleType>
+    </xsd:element>
+    <xsd:element name="MediaServiceKeyPoints" ma:index="15" nillable="true" ma:displayName="KeyPoints" ma:internalName="MediaServiceKeyPoints" ma:readOnly="true">
+      <xsd:simpleType>
+        <xsd:restriction base="dms:Note">
+          <xsd:maxLength value="255"/>
+        </xsd:restriction>
+      </xsd:simpleType>
+    </xsd:element>
+    <xsd:element name="MediaServiceDateTaken" ma:index="16" nillable="true" ma:displayName="MediaServiceDateTaken" ma:hidden="true" ma:internalName="MediaServiceDateTaken" ma:readOnly="true">
+      <xsd:simpleType>
+        <xsd:restriction base="dms:Text"/>
+      </xsd:simpleType>
+    </xsd:element>
+    <xsd:element name="MediaLengthInSeconds" ma:index="17" nillable="true" ma:displayName="Length (seconds)" ma:internalName="MediaLengthInSeconds" ma:readOnly="true">
+      <xsd:simpleType>
+        <xsd:restriction base="dms:Unknown"/>
+      </xsd:simpleType>
+    </xsd:element>
+    <xsd:element name="lcf76f155ced4ddcb4097134ff3c332f" ma:index="21" nillable="true" ma:taxonomy="true" ma:internalName="lcf76f155ced4ddcb4097134ff3c332f" ma:taxonomyFieldName="MediaServiceImageTags" ma:displayName="Image Tags" ma:readOnly="false" ma:fieldId="{5cf76f15-5ced-4ddc-b409-7134ff3c332f}" ma:taxonomyMulti="true" ma:sspId="2ea5f6a7-5373-4784-9cd5-4ca8be386d98" ma:termSetId="09814cd3-568e-fe90-9814-8d621ff8fb84" ma:anchorId="fba54fb3-c3e1-fe81-a776-ca4b69148c4d" ma:open="true" ma:isKeyword="false">
       <xsd:complexType>
-        <xsd:complexContent>
-          <xsd:extension base="dms:URL">
-            <xsd:sequence>
-              <xsd:element name="Url" type="dms:ValidUrl" minOccurs="0" nillable="true"/>
-              <xsd:element name="Description" type="xsd:string" nillable="true"/>
-            </xsd:sequence>
-          </xsd:extension>
-        </xsd:complexContent>
+        <xsd:sequence>
+          <xsd:element ref="pc:Terms" minOccurs="0" maxOccurs="1"/>
+        </xsd:sequence>
       </xsd:complexType>
     </xsd:element>
-    <xsd:element name="_dlc_DocIdPersistId" ma:index="10" nillable="true" ma:displayName="Persist ID" ma:description="Keep ID on add." ma:hidden="true" ma:internalName="_dlc_DocIdPersistId" ma:readOnly="true">
+    <xsd:element name="MediaServiceLocation" ma:index="23" nillable="true" ma:displayName="Location" ma:description="" ma:indexed="true" ma:internalName="MediaServiceLocation" ma:readOnly="true">
       <xsd:simpleType>
-        <xsd:restriction base="dms:Boolean"/>
+        <xsd:restriction base="dms:Text"/>
       </xsd:simpleType>
     </xsd:element>
-    <xsd:element name="SharedWithUsers" ma:index="22" nillable="true" ma:displayName="Shared With" ma:internalName="SharedWithUsers" ma:readOnly="true">
+    <xsd:element name="MediaServiceObjectDetectorVersions" ma:index="24" nillable="true" ma:displayName="MediaServiceObjectDetectorVersions" ma:description="" ma:hidden="true" ma:indexed="true" ma:internalName="MediaServiceObjectDetectorVersions" ma:readOnly="true">
+      <xsd:simpleType>
+        <xsd:restriction base="dms:Text"/>
+      </xsd:simpleType>
+    </xsd:element>
+    <xsd:element name="MediaServiceSearchProperties" ma:index="25" nillable="true" ma:displayName="MediaServiceSearchProperties" ma:hidden="true" ma:internalName="MediaServiceSearchProperties" ma:readOnly="true">
+      <xsd:simpleType>
+        <xsd:restriction base="dms:Note"/>
+      </xsd:simpleType>
+    </xsd:element>
+  </xsd:schema>
+  <xsd:schema xmlns:xsd="http://www.w3.org/2001/XMLSchema" xmlns:xs="http://www.w3.org/2001/XMLSchema" xmlns:dms="http://schemas.microsoft.com/office/2006/documentManagement/types" xmlns:pc="http://schemas.microsoft.com/office/infopath/2007/PartnerControls" targetNamespace="c0789f30-979e-497b-8344-faefb3987540" elementFormDefault="qualified">
+    <xsd:import namespace="http://schemas.microsoft.com/office/2006/documentManagement/types"/>
+    <xsd:import namespace="http://schemas.microsoft.com/office/infopath/2007/PartnerControls"/>
+    <xsd:element name="SharedWithUsers" ma:index="18" nillable="true" ma:displayName="Shared With" ma:internalName="SharedWithUsers" ma:readOnly="true">
       <xsd:complexType>
         <xsd:complexContent>
           <xsd:extension base="dms:UserMulti">
@@ -13707,14 +13762,14 @@
         </xsd:complexContent>
       </xsd:complexType>
     </xsd:element>
-    <xsd:element name="SharedWithDetails" ma:index="23" nillable="true" ma:displayName="Shared With Details" ma:internalName="SharedWithDetails" ma:readOnly="true">
+    <xsd:element name="SharedWithDetails" ma:index="19" nillable="true" ma:displayName="Shared With Details" ma:internalName="SharedWithDetails" ma:readOnly="true">
       <xsd:simpleType>
         <xsd:restriction base="dms:Note">
           <xsd:maxLength value="255"/>
         </xsd:restriction>
       </xsd:simpleType>
     </xsd:element>
-    <xsd:element name="TaxCatchAll" ma:index="24" nillable="true" ma:displayName="Taxonomy Catch All Column" ma:hidden="true" ma:list="{a09bb899-5302-4b35-a276-73d0b468cfd6}" ma:internalName="TaxCatchAll" ma:showField="CatchAllData" ma:web="b7ee071c-2402-4c83-9d71-fbc907334932">
+    <xsd:element name="TaxCatchAll" ma:index="22" nillable="true" ma:displayName="Taxonomy Catch All Column" ma:hidden="true" ma:list="{f1100522-260f-4f17-9a31-47a12622b1e0}" ma:internalName="TaxCatchAll" ma:showField="CatchAllData" ma:web="c0789f30-979e-497b-8344-faefb3987540">
       <xsd:complexType>
         <xsd:complexContent>
           <xsd:extension base="dms:MultiChoiceLookup">
@@ -13724,86 +13779,6 @@
           </xsd:extension>
         </xsd:complexContent>
       </xsd:complexType>
-    </xsd:element>
-  </xsd:schema>
-  <xsd:schema xmlns:xsd="http://www.w3.org/2001/XMLSchema" xmlns:xs="http://www.w3.org/2001/XMLSchema" xmlns:dms="http://schemas.microsoft.com/office/2006/documentManagement/types" xmlns:pc="http://schemas.microsoft.com/office/infopath/2007/PartnerControls" targetNamespace="7be5c8de-27e5-4a53-9210-c636e1ab15e0" elementFormDefault="qualified">
-    <xsd:import namespace="http://schemas.microsoft.com/office/2006/documentManagement/types"/>
-    <xsd:import namespace="http://schemas.microsoft.com/office/infopath/2007/PartnerControls"/>
-    <xsd:element name="MediaServiceMetadata" ma:index="11" nillable="true" ma:displayName="MediaServiceMetadata" ma:hidden="true" ma:internalName="MediaServiceMetadata" ma:readOnly="true">
-      <xsd:simpleType>
-        <xsd:restriction base="dms:Note"/>
-      </xsd:simpleType>
-    </xsd:element>
-    <xsd:element name="MediaServiceFastMetadata" ma:index="12" nillable="true" ma:displayName="MediaServiceFastMetadata" ma:hidden="true" ma:internalName="MediaServiceFastMetadata" ma:readOnly="true">
-      <xsd:simpleType>
-        <xsd:restriction base="dms:Note"/>
-      </xsd:simpleType>
-    </xsd:element>
-    <xsd:element name="MediaServiceAutoKeyPoints" ma:index="13" nillable="true" ma:displayName="MediaServiceAutoKeyPoints" ma:hidden="true" ma:internalName="MediaServiceAutoKeyPoints" ma:readOnly="true">
-      <xsd:simpleType>
-        <xsd:restriction base="dms:Note"/>
-      </xsd:simpleType>
-    </xsd:element>
-    <xsd:element name="MediaServiceKeyPoints" ma:index="14" nillable="true" ma:displayName="KeyPoints" ma:internalName="MediaServiceKeyPoints" ma:readOnly="true">
-      <xsd:simpleType>
-        <xsd:restriction base="dms:Note">
-          <xsd:maxLength value="255"/>
-        </xsd:restriction>
-      </xsd:simpleType>
-    </xsd:element>
-    <xsd:element name="MediaServiceDateTaken" ma:index="15" nillable="true" ma:displayName="MediaServiceDateTaken" ma:hidden="true" ma:internalName="MediaServiceDateTaken" ma:readOnly="true">
-      <xsd:simpleType>
-        <xsd:restriction base="dms:Text"/>
-      </xsd:simpleType>
-    </xsd:element>
-    <xsd:element name="MediaServiceAutoTags" ma:index="16" nillable="true" ma:displayName="Tags" ma:internalName="MediaServiceAutoTags" ma:readOnly="true">
-      <xsd:simpleType>
-        <xsd:restriction base="dms:Text"/>
-      </xsd:simpleType>
-    </xsd:element>
-    <xsd:element name="MediaServiceGenerationTime" ma:index="17" nillable="true" ma:displayName="MediaServiceGenerationTime" ma:hidden="true" ma:internalName="MediaServiceGenerationTime" ma:readOnly="true">
-      <xsd:simpleType>
-        <xsd:restriction base="dms:Text"/>
-      </xsd:simpleType>
-    </xsd:element>
-    <xsd:element name="MediaServiceEventHashCode" ma:index="18" nillable="true" ma:displayName="MediaServiceEventHashCode" ma:hidden="true" ma:internalName="MediaServiceEventHashCode" ma:readOnly="true">
-      <xsd:simpleType>
-        <xsd:restriction base="dms:Text"/>
-      </xsd:simpleType>
-    </xsd:element>
-    <xsd:element name="MediaServiceOCR" ma:index="19" nillable="true" ma:displayName="Extracted Text" ma:internalName="MediaServiceOCR" ma:readOnly="true">
-      <xsd:simpleType>
-        <xsd:restriction base="dms:Note">
-          <xsd:maxLength value="255"/>
-        </xsd:restriction>
-      </xsd:simpleType>
-    </xsd:element>
-    <xsd:element name="MediaServiceLocation" ma:index="20" nillable="true" ma:displayName="Location" ma:internalName="MediaServiceLocation" ma:readOnly="true">
-      <xsd:simpleType>
-        <xsd:restriction base="dms:Text"/>
-      </xsd:simpleType>
-    </xsd:element>
-    <xsd:element name="MediaLengthInSeconds" ma:index="21" nillable="true" ma:displayName="MediaLengthInSeconds" ma:hidden="true" ma:internalName="MediaLengthInSeconds" ma:readOnly="true">
-      <xsd:simpleType>
-        <xsd:restriction base="dms:Unknown"/>
-      </xsd:simpleType>
-    </xsd:element>
-    <xsd:element name="lcf76f155ced4ddcb4097134ff3c332f" ma:index="26" nillable="true" ma:taxonomy="true" ma:internalName="lcf76f155ced4ddcb4097134ff3c332f" ma:taxonomyFieldName="MediaServiceImageTags" ma:displayName="Image Tags" ma:readOnly="false" ma:fieldId="{5cf76f15-5ced-4ddc-b409-7134ff3c332f}" ma:taxonomyMulti="true" ma:sspId="1af10e42-d0cb-4096-a551-15ae030c5820" ma:termSetId="09814cd3-568e-fe90-9814-8d621ff8fb84" ma:anchorId="fba54fb3-c3e1-fe81-a776-ca4b69148c4d" ma:open="true" ma:isKeyword="false">
-      <xsd:complexType>
-        <xsd:sequence>
-          <xsd:element ref="pc:Terms" minOccurs="0" maxOccurs="1"/>
-        </xsd:sequence>
-      </xsd:complexType>
-    </xsd:element>
-    <xsd:element name="MediaServiceObjectDetectorVersions" ma:index="27" nillable="true" ma:displayName="MediaServiceObjectDetectorVersions" ma:description="" ma:hidden="true" ma:indexed="true" ma:internalName="MediaServiceObjectDetectorVersions" ma:readOnly="true">
-      <xsd:simpleType>
-        <xsd:restriction base="dms:Text"/>
-      </xsd:simpleType>
-    </xsd:element>
-    <xsd:element name="MediaServiceSearchProperties" ma:index="28" nillable="true" ma:displayName="MediaServiceSearchProperties" ma:hidden="true" ma:internalName="MediaServiceSearchProperties" ma:readOnly="true">
-      <xsd:simpleType>
-        <xsd:restriction base="dms:Note"/>
-      </xsd:simpleType>
     </xsd:element>
   </xsd:schema>
   <xsd:schema xmlns="http://schemas.openxmlformats.org/package/2006/metadata/core-properties" xmlns:xsd="http://www.w3.org/2001/XMLSchema" xmlns:xsi="http://www.w3.org/2001/XMLSchema-instance" xmlns:dc="http://purl.org/dc/elements/1.1/" xmlns:dcterms="http://purl.org/dc/terms/" xmlns:odoc="http://schemas.microsoft.com/internal/obd" targetNamespace="http://schemas.openxmlformats.org/package/2006/metadata/core-properties" elementFormDefault="qualified" attributeFormDefault="unqualified" blockDefault="#all">
@@ -13921,15 +13896,10 @@
 <file path=customXml/item4.xml><?xml version="1.0" encoding="utf-8"?>
 <p:properties xmlns:p="http://schemas.microsoft.com/office/2006/metadata/properties" xmlns:xsi="http://www.w3.org/2001/XMLSchema-instance" xmlns:pc="http://schemas.microsoft.com/office/infopath/2007/PartnerControls">
   <documentManagement>
-    <lcf76f155ced4ddcb4097134ff3c332f xmlns="7be5c8de-27e5-4a53-9210-c636e1ab15e0">
+    <lcf76f155ced4ddcb4097134ff3c332f xmlns="df76e320-99cb-4a11-b59f-8bf32867ab70">
       <Terms xmlns="http://schemas.microsoft.com/office/infopath/2007/PartnerControls"/>
     </lcf76f155ced4ddcb4097134ff3c332f>
-    <TaxCatchAll xmlns="b7ee071c-2402-4c83-9d71-fbc907334932" xsi:nil="true"/>
-    <_dlc_DocId xmlns="b7ee071c-2402-4c83-9d71-fbc907334932">COPR-365846068-223493</_dlc_DocId>
-    <_dlc_DocIdUrl xmlns="b7ee071c-2402-4c83-9d71-fbc907334932">
-      <Url>https://shedconnect.sharepoint.com/sites/corp/_layouts/15/DocIdRedir.aspx?ID=COPR-365846068-223493</Url>
-      <Description>COPR-365846068-223493</Description>
-    </_dlc_DocIdUrl>
+    <TaxCatchAll xmlns="c0789f30-979e-497b-8344-faefb3987540" xsi:nil="true"/>
   </documentManagement>
 </p:properties>
 </file>
@@ -13985,22 +13955,7 @@
 </file>
 
 <file path=customXml/itemProps1.xml><?xml version="1.0" encoding="utf-8"?>
-<ds:datastoreItem xmlns:ds="http://schemas.openxmlformats.org/officeDocument/2006/customXml" ds:itemID="{DA5D6F9F-081F-4429-9397-3F6C6B2BE614}">
-  <ds:schemaRefs>
-    <ds:schemaRef ds:uri="http://schemas.microsoft.com/office/2006/metadata/contentType"/>
-    <ds:schemaRef ds:uri="http://schemas.microsoft.com/office/2006/metadata/properties/metaAttributes"/>
-    <ds:schemaRef ds:uri="http://www.w3.org/2001/XMLSchema"/>
-    <ds:schemaRef ds:uri="http://schemas.microsoft.com/office/2006/metadata/properties"/>
-    <ds:schemaRef ds:uri="b7ee071c-2402-4c83-9d71-fbc907334932"/>
-    <ds:schemaRef ds:uri="7be5c8de-27e5-4a53-9210-c636e1ab15e0"/>
-    <ds:schemaRef ds:uri="http://schemas.microsoft.com/office/2006/documentManagement/types"/>
-    <ds:schemaRef ds:uri="http://schemas.microsoft.com/office/infopath/2007/PartnerControls"/>
-    <ds:schemaRef ds:uri="http://schemas.openxmlformats.org/package/2006/metadata/core-properties"/>
-    <ds:schemaRef ds:uri="http://purl.org/dc/elements/1.1/"/>
-    <ds:schemaRef ds:uri="http://purl.org/dc/terms/"/>
-    <ds:schemaRef ds:uri="http://schemas.microsoft.com/internal/obd"/>
-  </ds:schemaRefs>
-</ds:datastoreItem>
+<ds:datastoreItem xmlns:ds="http://schemas.openxmlformats.org/officeDocument/2006/customXml" ds:itemID="{DE661332-D91D-4E31-A671-635C86E01816}"/>
 </file>
 
 <file path=customXml/itemProps2.xml><?xml version="1.0" encoding="utf-8"?>
